--- a/docs/thesis-ch2.docx
+++ b/docs/thesis-ch2.docx
@@ -1158,7 +1158,104 @@
           <w:b/>
           <w:sz w:val="28"/>
         </w:rPr>
-        <w:t>2.9 标注一致性与标签噪声</w:t>
+        <w:t>2.9 保形预测</w:t>
+      </w:r>
+    </w:p>
+    <w:p>
+      <w:pPr>
+        <w:spacing w:line="360" w:lineRule="auto" w:after="0"/>
+        <w:ind w:firstLine="480"/>
+      </w:pPr>
+      <w:r>
+        <w:rPr>
+          <w:rFonts w:ascii="Times New Roman" w:hAnsi="Times New Roman" w:eastAsia="宋体"/>
+          <w:b w:val="0"/>
+          <w:sz w:val="24"/>
+        </w:rPr>
+        <w:t>选择性预测只能给出“回答或不回答”，保形预测（conformal prediction）[Vovk 等, 2005; Angelopoulos 和 Bates, 2023] 则给出一个类别集合，并提供有限样本下的覆盖率保证。以分割保形预测为例：取一组未参与训练的校准样本，计算每个样本的非一致性分数 s_i = 1 − p(y_i | x_i)，即模型给真实类别的概率越低，分数越高；取分数的修正分位数</w:t>
+      </w:r>
+    </w:p>
+    <w:p>
+      <w:pPr>
+        <w:spacing w:line="360" w:lineRule="auto" w:after="0"/>
+        <w:ind w:firstLine="480"/>
+      </w:pPr>
+      <w:r>
+        <w:rPr>
+          <w:rFonts w:ascii="Times New Roman" w:hAnsi="Times New Roman" w:eastAsia="宋体"/>
+          <w:b w:val="0"/>
+          <w:sz w:val="24"/>
+        </w:rPr>
+        <w:t xml:space="preserve">　　q̂ = s 的第 ⌈(n+1)(1−α)⌉ 个次序统计量　　（2-14）</w:t>
+      </w:r>
+    </w:p>
+    <w:p>
+      <w:pPr>
+        <w:spacing w:line="360" w:lineRule="auto" w:after="0"/>
+        <w:ind w:firstLine="480"/>
+      </w:pPr>
+      <w:r>
+        <w:rPr>
+          <w:rFonts w:ascii="Times New Roman" w:hAnsi="Times New Roman" w:eastAsia="宋体"/>
+          <w:b w:val="0"/>
+          <w:sz w:val="24"/>
+        </w:rPr>
+        <w:t>对新样本输出集合 C(x) = {k : 1 − p_k(x) ≤ q̂}。只要校准样本与新样本是可交换的（如独立同分布），就有</w:t>
+      </w:r>
+    </w:p>
+    <w:p>
+      <w:pPr>
+        <w:spacing w:line="360" w:lineRule="auto" w:after="0"/>
+        <w:ind w:firstLine="480"/>
+      </w:pPr>
+      <w:r>
+        <w:rPr>
+          <w:rFonts w:ascii="Times New Roman" w:hAnsi="Times New Roman" w:eastAsia="宋体"/>
+          <w:b w:val="0"/>
+          <w:sz w:val="24"/>
+        </w:rPr>
+        <w:t xml:space="preserve">　　P( y ∈ C(x) ) ≥ 1 − α　　（2-15）</w:t>
+      </w:r>
+    </w:p>
+    <w:p>
+      <w:pPr>
+        <w:spacing w:line="360" w:lineRule="auto" w:after="0"/>
+        <w:ind w:firstLine="480"/>
+      </w:pPr>
+      <w:r>
+        <w:rPr>
+          <w:rFonts w:ascii="Times New Roman" w:hAnsi="Times New Roman" w:eastAsia="宋体"/>
+          <w:b w:val="0"/>
+          <w:sz w:val="24"/>
+        </w:rPr>
+        <w:t>这一保证不依赖于模型是否校准良好，也不要求任何分布假设。模型越好，达到同样覆盖率所需的集合越小，因此平均集合大小可以作为衡量模型有效信息量的指标。</w:t>
+      </w:r>
+    </w:p>
+    <w:p>
+      <w:pPr>
+        <w:spacing w:line="360" w:lineRule="auto" w:after="0"/>
+        <w:ind w:firstLine="480"/>
+      </w:pPr>
+      <w:r>
+        <w:rPr>
+          <w:rFonts w:ascii="Times New Roman" w:hAnsi="Times New Roman" w:eastAsia="宋体"/>
+          <w:b w:val="0"/>
+          <w:sz w:val="24"/>
+        </w:rPr>
+        <w:t>需要注意的是，式（2-15）只保证整体（边际）覆盖率，某些困难类别的覆盖率可能低于 1 − α。Mondrian 保形预测 [Vovk 等, 2005] 对每一类别分别计算 q̂，从而保证每一类各自的覆盖率不低于 1 − α。</w:t>
+      </w:r>
+    </w:p>
+    <w:p>
+      <w:pPr>
+        <w:spacing w:before="240" w:after="120"/>
+      </w:pPr>
+      <w:r>
+        <w:rPr>
+          <w:rFonts w:ascii="Times New Roman" w:hAnsi="Times New Roman" w:eastAsia="黑体"/>
+          <w:b/>
+          <w:sz w:val="28"/>
+        </w:rPr>
+        <w:t>2.10 标注一致性与标签噪声</w:t>
       </w:r>
     </w:p>
     <w:p>
@@ -1186,7 +1283,7 @@
           <w:b w:val="0"/>
           <w:sz w:val="24"/>
         </w:rPr>
-        <w:t xml:space="preserve">　　κ = (p_o − p_e) / (1 − p_e)　　（2-14）</w:t>
+        <w:t xml:space="preserve">　　κ = (p_o − p_e) / (1 − p_e)　　（2-16）</w:t>
       </w:r>
     </w:p>
     <w:p>
@@ -1228,7 +1325,7 @@
           <w:b w:val="0"/>
           <w:sz w:val="24"/>
         </w:rPr>
-        <w:t xml:space="preserve">　　q = [1 + √(6p_o − 2)] / 3　　（2-15）</w:t>
+        <w:t xml:space="preserve">　　q = [1 + √(6p_o − 2)] / 3　　（2-17）</w:t>
       </w:r>
     </w:p>
     <w:p>
@@ -1255,7 +1352,7 @@
           <w:b/>
           <w:sz w:val="28"/>
         </w:rPr>
-        <w:t>2.10 本章小结</w:t>
+        <w:t>2.11 本章小结</w:t>
       </w:r>
     </w:p>
     <w:p>
@@ -1269,7 +1366,7 @@
           <w:b w:val="0"/>
           <w:sz w:val="24"/>
         </w:rPr>
-        <w:t>本章介绍了本文所用方法的理论基础。在模型方面，TF-IDF 配合逻辑回归和 SVM 代表传统机器学习方法，RoBERTa-wwm-ext 代表预训练语言模型，Qwen3-8B 等开源大模型通过提示或 LoRA、QLoRA 微调完成分类，并通过标签词概率提取得到类别概率。在评价方面，本文以宏平均 F1 为主要指标，用方差分析和 Tukey 检验处理训练随机性，用 McNemar 检验、配对 Bootstrap 和 Holm 校正处理测试样本抽样误差，用 ECE、温度缩放和 AURC 评估置信度的可靠性，并用 κ 系数和简化噪声模型估计标注质量。第 3 章将在此基础上介绍数据处理与实验设计。</w:t>
+        <w:t>本章介绍了本文所用方法的理论基础。在模型方面，TF-IDF 配合逻辑回归和 SVM 代表传统机器学习方法，RoBERTa-wwm-ext 代表预训练语言模型，Qwen3-8B 等开源大模型通过提示或 LoRA、QLoRA 微调完成分类，并通过标签词概率提取得到类别概率。在评价方面，本文以宏平均 F1 为主要指标，用方差分析和 Tukey 检验处理训练随机性，用 McNemar 检验、配对 Bootstrap 和 Holm 校正处理测试样本抽样误差，用 ECE、温度缩放、AURC 和保形预测评估置信度的可靠性，并用 κ 系数和简化噪声模型估计标注质量。第 3 章将在此基础上介绍数据处理与实验设计。</w:t>
       </w:r>
     </w:p>
     <w:sectPr>

--- a/docs/thesis-ch2.docx
+++ b/docs/thesis-ch2.docx
@@ -770,7 +770,7 @@
           <w:b w:val="0"/>
           <w:sz w:val="24"/>
         </w:rPr>
-        <w:t>针对训练随机性，本文对每个需要训练的模型用 r 个不同随机种子各训练一次，把每次的宏平均 F1 看作一个观测值，用单因素方差分析（ANOVA）检验各模型的平均分数是否相同。其检验统计量为：</w:t>
+        <w:t>针对训练随机性，本文对 BERT、RoBERTa 和三个 LoRA 大模型分别用 r 个不同随机种子各训练一次，把每次的宏平均 F1 看作一个观测值，用单因素方差分析（ANOVA）检验各模型的平均分数是否相同。其检验统计量为：</w:t>
       </w:r>
     </w:p>
     <w:p>
@@ -880,7 +880,7 @@
           <w:b w:val="0"/>
           <w:sz w:val="24"/>
         </w:rPr>
-        <w:t>宏平均 F1 不是简单的比例，难以写出其差值的解析分布。Bootstrap 方法 [Efron 和 Tibshirani, 1993] 通过重抽样来近似统计量的抽样分布：从 n 个测试样本中有放回地抽取 n 个，组成一个新的测试集，在其上计算两个模型的 F1 差值；重复 B 次（本文取 B = 2000），取所有差值的 2.5% 和 97.5% 分位数作为 95% 置信区间。“配对”指两个模型每次都在同一批重抽样样本上计算，从而保留了两者之间的相关性。若置信区间不包含 0，则认为差异显著。</w:t>
+        <w:t>宏平均 F1 不是简单的比例，难以写出其差值的解析分布。Bootstrap 方法 [Efron 和 Tibshirani, 1993] 通过重抽样来近似统计量的抽样分布：从 n 个测试样本中有放回地抽取 n 个，组成一个新的测试集，在其上计算两个模型的 F1 差值；重复 B 次，取差值的 2.5% 和 97.5% 分位数作为单个比较的 95% 百分位区间。“配对”指两个模型每次都在同一批重抽样样本上计算，从而保留两者的相关性。本文对模型间差值采用 B = 50000，固定重抽样种子为 20261012；将五个主要比较模型的全部十对构成一个比较家族，另报告 Bonferroni 调整后的 0.25% 和 99.75% 分位数区间，以获得名义 95% 的家族同时覆盖率。该区间仍依赖 Bootstrap 近似，单个未调整区间不跨 0 不能直接解释为多重比较后的显著结果。单模型、单次运行的区间仍使用 B = 2000，两种口径分别标注。</w:t>
       </w:r>
     </w:p>
     <w:p>
@@ -907,7 +907,7 @@
           <w:b w:val="0"/>
           <w:sz w:val="24"/>
         </w:rPr>
-        <w:t>同时进行 m 次检验时，即使每次检验的显著性水平都是 0.05，至少出现一次误判的概率也会明显增大。Holm 方法 [Holm, 1979] 将 m 个 p 值从小到大排序为 p₍₁₎ ≤ … ≤ p₍ₘ₎，依次将 p₍ᵢ₎ 与 α/(m − i + 1) 比较，一旦某个 p 值不满足条件，就停止并接受其后所有原假设。等价地，校正后的 p 值为：</w:t>
+        <w:t>同时进行 m 次检验时，即使每次检验的显著性水平都是 0.05，至少出现一次误判的概率也会明显增大。Holm 方法 [Holm, 1979] 将 m 个 p 值从小到大排序为 p₍₁₎ ≤ … ≤ p₍ₘ₎，依次将 p₍ᵢ₎ 与 α/(m − i + 1) 比较，一旦某个 p 值不满足条件，就停止并不再拒绝其后原假设。等价地，校正后的 p 值为：</w:t>
       </w:r>
     </w:p>
     <w:p>
@@ -1228,7 +1228,7 @@
           <w:b w:val="0"/>
           <w:sz w:val="24"/>
         </w:rPr>
-        <w:t>这一保证不依赖于模型是否校准良好，也不要求任何分布假设。模型越好，达到同样覆盖率所需的集合越小，因此平均集合大小可以作为衡量模型有效信息量的指标。</w:t>
+        <w:t>这一保证不依赖于模型是否校准良好，也不需要指定某个参数分布族，但仍要求校准样本与新样本的交换性，并保持预测模型和评分规则固定。它是对校准集与新样本随机性取平均后的边际保证，不保证每次固定划分的经验覆盖率都达到目标。平均集合大小反映预测集合的效率，但不能单独代替对子群覆盖和适应性的评估。</w:t>
       </w:r>
     </w:p>
     <w:p>
@@ -1242,7 +1242,7 @@
           <w:b w:val="0"/>
           <w:sz w:val="24"/>
         </w:rPr>
-        <w:t>需要注意的是，式（2-15）只保证整体（边际）覆盖率，某些困难类别的覆盖率可能低于 1 − α。Mondrian 保形预测 [Vovk 等, 2005] 对每一类别分别计算 q̂，从而保证每一类各自的覆盖率不低于 1 − α。</w:t>
+        <w:t>需要注意的是，式（2-15）只保证整体（边际）覆盖率，某些困难类别的覆盖率可能低于 1 − α；筛选出的单元素集合也不会自动获得同样的条件正确率保证。Mondrian 保形预测 [Vovk 等, 2005] 对每一类别分别计算 q̂，在相应类内交换性条件下给出类别条件覆盖保证，但这仍不同于“单元素答案正确率”的保证。</w:t>
       </w:r>
     </w:p>
     <w:p>
@@ -1269,7 +1269,7 @@
           <w:b w:val="0"/>
           <w:sz w:val="24"/>
         </w:rPr>
-        <w:t>有监督学习以人工标注为“标准答案”，但人工标注本身可能有误。若同一文本被独立标注两次，两次标注相同的比例称为观察一致率 p_o。为扣除偶然一致的部分，Cohen 提出 κ 系数：</w:t>
+        <w:t>有监督学习使用观测标签作为学习目标，但标签之间可能存在分歧。对固定两名标注者，Cohen κ 可写为：</w:t>
       </w:r>
     </w:p>
     <w:p>
@@ -1297,7 +1297,7 @@
           <w:b w:val="0"/>
           <w:sz w:val="24"/>
         </w:rPr>
-        <w:t>其中 p_e 为按各类别的标注比例计算的偶然一致率。κ 为 1 表示完全一致，为 0 表示一致程度与随机标注相同。</w:t>
+        <w:t>其中 p_o 为同一批对象的观察一致率，p_e 为两名标注者类别边际比例乘积之和。本文的原始文件不提供标注者身份，重复记录也未必来自独立复标，因此不将其描述为标准双标注者 Cohen κ。作为描述指标，本文汇总同一文本的所有记录配对，以配对两端的汇总类别比例 π_c 计算 p_e,pair = Σ_c π_c²，再定义 K_pair = (p_o − p_e,pair)/(1 − p_e,pair)。一致率与随机基线使用相同的配对加权口径；该指标只描述重复记录的机会校正一致性，不识别标注者可靠性。</w:t>
       </w:r>
     </w:p>
     <w:p>
@@ -1311,7 +1311,7 @@
           <w:b w:val="0"/>
           <w:sz w:val="24"/>
         </w:rPr>
-        <w:t>进一步，若假设每次标注以概率 q 给出正确类别，出错时等可能地给出其余两个类别之一，则两次标注一致的概率为 p_o = q² + (1 − q)²/2。解此方程可得：</w:t>
+        <w:t>进一步，假设给定真实类别后，两次标注相互独立、均以相同概率 q 标对，标错时等可能地选择其余两类，则 p_o = q² + (1 − q)²/2。取 q ≥ 1/3 的分支可得：</w:t>
       </w:r>
     </w:p>
     <w:p>
@@ -1339,7 +1339,7 @@
           <w:b w:val="0"/>
           <w:sz w:val="24"/>
         </w:rPr>
-        <w:t>q 可理解为单次标注的准确率。由于测试集标签本身也以 q 的概率正确，即使模型完全掌握了真实情感，其与测试标签的一致率一般也难以明显超过 q，因此 q 可作为模型准确率的近似上限。需要注意的是，该模型假设各类别的出错概率相同，只是一种简化。</w:t>
+        <w:t>q 仅是上述独立、同质、对称噪声模型下的情景参数。原始数据没有独立复标过程或金标准，重复文本并非随机样本，且清洗后测试集删除了部分冲突标签，因此不能把该推算值当成清洗后测试集的实测准确率上限，也不能据其判断模型是否接近人工水平。</w:t>
       </w:r>
     </w:p>
     <w:p>
@@ -1366,7 +1366,7 @@
           <w:b w:val="0"/>
           <w:sz w:val="24"/>
         </w:rPr>
-        <w:t>本章介绍了本文所用方法的理论基础。在模型方面，TF-IDF 配合逻辑回归和 SVM 代表传统机器学习方法，RoBERTa-wwm-ext 代表预训练语言模型，Qwen3-8B 等开源大模型通过提示或 LoRA、QLoRA 微调完成分类，并通过标签词概率提取得到类别概率。在评价方面，本文以宏平均 F1 为主要指标，用方差分析和 Tukey 检验处理训练随机性，用 McNemar 检验、配对 Bootstrap 和 Holm 校正处理测试样本抽样误差，用 ECE、温度缩放、AURC 和保形预测评估置信度的可靠性，并用 κ 系数和简化噪声模型估计标注质量。第 3 章将在此基础上介绍数据处理与实验设计。</w:t>
+        <w:t>本章介绍了本文所用方法的理论基础。在模型方面，TF-IDF 配合逻辑回归和 SVM 代表传统机器学习方法，RoBERTa-wwm-ext 代表预训练语言模型，Qwen3-8B 等开源大模型通过提示或 LoRA、QLoRA 微调完成分类，并通过标签词概率提取得到类别概率。在评价方面，本文以宏平均 F1 为主要指标，用方差分析和 Tukey 检验处理训练随机性，用 McNemar 检验及 Holm 校正、配对 Bootstrap 及 Bonferroni 区间处理测试样本抽样误差，用 ECE、温度缩放、AURC 和保形预测评估置信度的可靠性，并以重复记录一致性及明确假设下的噪声情景推算描述数据质量。第 3 章将在此基础上介绍数据处理与实验设计。</w:t>
       </w:r>
     </w:p>
     <w:sectPr>
